--- a/docs/reports/2026-09-16-인구감소-데이터분석보고서.docx
+++ b/docs/reports/2026-09-16-인구감소-데이터분석보고서.docx
@@ -12,7 +12,7 @@
           <w:noProof/>
         </w:rPr>
         <w:drawing>
-          <wp:inline distT="0" distB="0" distL="0" distR="0" wp14:anchorId="2AF827CC" wp14:editId="0D1B91A2">
+          <wp:inline distT="0" distB="0" distL="0" distR="0" wp14:anchorId="297E4359" wp14:editId="6BEA6D3E">
             <wp:extent cx="1194800" cy="417600"/>
             <wp:effectExtent l="0" t="0" r="0" b="0"/>
             <wp:docPr id="1" name="Picture 1"/>
@@ -255,7 +255,7 @@
       <w:pPr>
         <w:pStyle w:val="1"/>
       </w:pPr>
-      <w:bookmarkStart w:id="0" w:name="_Toc240471954"/>
+      <w:bookmarkStart w:id="0" w:name="_Toc240473366"/>
       <w:r>
         <w:lastRenderedPageBreak/>
         <w:t>문서</w:t>
@@ -497,7 +497,7 @@
       <w:r>
         <w:fldChar w:fldCharType="separate"/>
       </w:r>
-      <w:hyperlink w:anchor="_Toc240471954" w:history="1">
+      <w:hyperlink w:anchor="_Toc240473366" w:history="1">
         <w:r>
           <w:rPr>
             <w:rStyle w:val="aff1"/>
@@ -524,7 +524,7 @@
             <w:noProof/>
             <w:webHidden/>
           </w:rPr>
-          <w:instrText xml:space="preserve"> PAGEREF _Toc240471954 \h </w:instrText>
+          <w:instrText xml:space="preserve"> PAGEREF _Toc240473366 \h </w:instrText>
         </w:r>
         <w:r>
           <w:rPr>
@@ -565,7 +565,7 @@
           <w:noProof/>
         </w:rPr>
       </w:pPr>
-      <w:hyperlink w:anchor="_Toc240471955" w:history="1">
+      <w:hyperlink w:anchor="_Toc240473367" w:history="1">
         <w:r>
           <w:rPr>
             <w:rStyle w:val="aff1"/>
@@ -592,7 +592,7 @@
             <w:noProof/>
             <w:webHidden/>
           </w:rPr>
-          <w:instrText xml:space="preserve"> PAGEREF _Toc240471955 \h </w:instrText>
+          <w:instrText xml:space="preserve"> PAGEREF _Toc240473367 \h </w:instrText>
         </w:r>
         <w:r>
           <w:rPr>
@@ -634,7 +634,7 @@
           <w:noProof/>
         </w:rPr>
       </w:pPr>
-      <w:hyperlink w:anchor="_Toc240471956" w:history="1">
+      <w:hyperlink w:anchor="_Toc240473368" w:history="1">
         <w:r>
           <w:rPr>
             <w:rStyle w:val="aff1"/>
@@ -661,7 +661,7 @@
             <w:noProof/>
             <w:webHidden/>
           </w:rPr>
-          <w:instrText xml:space="preserve"> PAGEREF _Toc240471956 \h </w:instrText>
+          <w:instrText xml:space="preserve"> PAGEREF _Toc240473368 \h </w:instrText>
         </w:r>
         <w:r>
           <w:rPr>
@@ -703,7 +703,7 @@
           <w:noProof/>
         </w:rPr>
       </w:pPr>
-      <w:hyperlink w:anchor="_Toc240471957" w:history="1">
+      <w:hyperlink w:anchor="_Toc240473369" w:history="1">
         <w:r>
           <w:rPr>
             <w:rStyle w:val="aff1"/>
@@ -730,7 +730,7 @@
             <w:noProof/>
             <w:webHidden/>
           </w:rPr>
-          <w:instrText xml:space="preserve"> PAGEREF _Toc240471957 \h </w:instrText>
+          <w:instrText xml:space="preserve"> PAGEREF _Toc240473369 \h </w:instrText>
         </w:r>
         <w:r>
           <w:rPr>
@@ -771,7 +771,7 @@
           <w:noProof/>
         </w:rPr>
       </w:pPr>
-      <w:hyperlink w:anchor="_Toc240471958" w:history="1">
+      <w:hyperlink w:anchor="_Toc240473370" w:history="1">
         <w:r>
           <w:rPr>
             <w:rStyle w:val="aff1"/>
@@ -798,145 +798,7 @@
             <w:noProof/>
             <w:webHidden/>
           </w:rPr>
-          <w:instrText xml:space="preserve"> PAGEREF _Toc240471958 \h </w:instrText>
-        </w:r>
-        <w:r>
-          <w:rPr>
-            <w:noProof/>
-            <w:webHidden/>
-          </w:rPr>
-        </w:r>
-        <w:r>
-          <w:rPr>
-            <w:noProof/>
-            <w:webHidden/>
-          </w:rPr>
-          <w:fldChar w:fldCharType="separate"/>
-        </w:r>
-        <w:r>
-          <w:rPr>
-            <w:noProof/>
-            <w:webHidden/>
-          </w:rPr>
-          <w:t>6</w:t>
-        </w:r>
-        <w:r>
-          <w:rPr>
-            <w:noProof/>
-            <w:webHidden/>
-          </w:rPr>
-          <w:fldChar w:fldCharType="end"/>
-        </w:r>
-      </w:hyperlink>
-    </w:p>
-    <w:p>
-      <w:pPr>
-        <w:pStyle w:val="28"/>
-        <w:tabs>
-          <w:tab w:val="right" w:leader="dot" w:pos="9730"/>
-        </w:tabs>
-        <w:ind w:left="400"/>
-        <w:rPr>
-          <w:noProof/>
-        </w:rPr>
-      </w:pPr>
-      <w:hyperlink w:anchor="_Toc240471959" w:history="1">
-        <w:r>
-          <w:rPr>
-            <w:rStyle w:val="aff1"/>
-            <w:noProof/>
-          </w:rPr>
-          <w:t>2.1 데이터셋 사전</w:t>
-        </w:r>
-        <w:r>
-          <w:rPr>
-            <w:noProof/>
-            <w:webHidden/>
-          </w:rPr>
-          <w:tab/>
-        </w:r>
-        <w:r>
-          <w:rPr>
-            <w:noProof/>
-            <w:webHidden/>
-          </w:rPr>
-          <w:fldChar w:fldCharType="begin"/>
-        </w:r>
-        <w:r>
-          <w:rPr>
-            <w:noProof/>
-            <w:webHidden/>
-          </w:rPr>
-          <w:instrText xml:space="preserve"> PAGEREF _Toc240471959 \h </w:instrText>
-        </w:r>
-        <w:r>
-          <w:rPr>
-            <w:noProof/>
-            <w:webHidden/>
-          </w:rPr>
-        </w:r>
-        <w:r>
-          <w:rPr>
-            <w:noProof/>
-            <w:webHidden/>
-          </w:rPr>
-          <w:fldChar w:fldCharType="separate"/>
-        </w:r>
-        <w:r>
-          <w:rPr>
-            <w:noProof/>
-            <w:webHidden/>
-          </w:rPr>
-          <w:t>6</w:t>
-        </w:r>
-        <w:r>
-          <w:rPr>
-            <w:noProof/>
-            <w:webHidden/>
-          </w:rPr>
-          <w:fldChar w:fldCharType="end"/>
-        </w:r>
-      </w:hyperlink>
-    </w:p>
-    <w:p>
-      <w:pPr>
-        <w:pStyle w:val="28"/>
-        <w:tabs>
-          <w:tab w:val="right" w:leader="dot" w:pos="9730"/>
-        </w:tabs>
-        <w:ind w:left="400"/>
-        <w:rPr>
-          <w:noProof/>
-        </w:rPr>
-      </w:pPr>
-      <w:hyperlink w:anchor="_Toc240471960" w:history="1">
-        <w:r>
-          <w:rPr>
-            <w:rStyle w:val="aff1"/>
-            <w:noProof/>
-          </w:rPr>
-          <w:t>2.2 원천 · 전처리 · 파생 구분</w:t>
-        </w:r>
-        <w:r>
-          <w:rPr>
-            <w:noProof/>
-            <w:webHidden/>
-          </w:rPr>
-          <w:tab/>
-        </w:r>
-        <w:r>
-          <w:rPr>
-            <w:noProof/>
-            <w:webHidden/>
-          </w:rPr>
-          <w:fldChar w:fldCharType="begin"/>
-        </w:r>
-        <w:r>
-          <w:rPr>
-            <w:noProof/>
-            <w:webHidden/>
-          </w:rPr>
-          <w:instrText xml:space="preserve"> PAGEREF _Toc240471960 \h </w:instrText>
+          <w:instrText xml:space="preserve"> PAGEREF _Toc240473370 \h </w:instrText>
         </w:r>
         <w:r>
           <w:rPr>
@@ -978,13 +840,13 @@
           <w:noProof/>
         </w:rPr>
       </w:pPr>
-      <w:hyperlink w:anchor="_Toc240471961" w:history="1">
+      <w:hyperlink w:anchor="_Toc240473371" w:history="1">
         <w:r>
           <w:rPr>
             <w:rStyle w:val="aff1"/>
             <w:noProof/>
           </w:rPr>
-          <w:t>2.3 단위</w:t>
+          <w:t>2.1 데이터셋 사전</w:t>
         </w:r>
         <w:r>
           <w:rPr>
@@ -1005,7 +867,76 @@
             <w:noProof/>
             <w:webHidden/>
           </w:rPr>
-          <w:instrText xml:space="preserve"> PAGEREF _Toc240471961 \h </w:instrText>
+          <w:instrText xml:space="preserve"> PAGEREF _Toc240473371 \h </w:instrText>
+        </w:r>
+        <w:r>
+          <w:rPr>
+            <w:noProof/>
+            <w:webHidden/>
+          </w:rPr>
+        </w:r>
+        <w:r>
+          <w:rPr>
+            <w:noProof/>
+            <w:webHidden/>
+          </w:rPr>
+          <w:fldChar w:fldCharType="separate"/>
+        </w:r>
+        <w:r>
+          <w:rPr>
+            <w:noProof/>
+            <w:webHidden/>
+          </w:rPr>
+          <w:t>7</w:t>
+        </w:r>
+        <w:r>
+          <w:rPr>
+            <w:noProof/>
+            <w:webHidden/>
+          </w:rPr>
+          <w:fldChar w:fldCharType="end"/>
+        </w:r>
+      </w:hyperlink>
+    </w:p>
+    <w:p>
+      <w:pPr>
+        <w:pStyle w:val="28"/>
+        <w:tabs>
+          <w:tab w:val="right" w:leader="dot" w:pos="9730"/>
+        </w:tabs>
+        <w:ind w:left="400"/>
+        <w:rPr>
+          <w:noProof/>
+        </w:rPr>
+      </w:pPr>
+      <w:hyperlink w:anchor="_Toc240473372" w:history="1">
+        <w:r>
+          <w:rPr>
+            <w:rStyle w:val="aff1"/>
+            <w:noProof/>
+          </w:rPr>
+          <w:t>2.2 원천 · 전처리 · 파생 구분</w:t>
+        </w:r>
+        <w:r>
+          <w:rPr>
+            <w:noProof/>
+            <w:webHidden/>
+          </w:rPr>
+          <w:tab/>
+        </w:r>
+        <w:r>
+          <w:rPr>
+            <w:noProof/>
+            <w:webHidden/>
+          </w:rPr>
+          <w:fldChar w:fldCharType="begin"/>
+        </w:r>
+        <w:r>
+          <w:rPr>
+            <w:noProof/>
+            <w:webHidden/>
+          </w:rPr>
+          <w:instrText xml:space="preserve"> PAGEREF _Toc240473372 \h </w:instrText>
         </w:r>
         <w:r>
           <w:rPr>
@@ -1047,7 +978,76 @@
           <w:noProof/>
         </w:rPr>
       </w:pPr>
-      <w:hyperlink w:anchor="_Toc240471962" w:history="1">
+      <w:hyperlink w:anchor="_Toc240473373" w:history="1">
+        <w:r>
+          <w:rPr>
+            <w:rStyle w:val="aff1"/>
+            <w:noProof/>
+          </w:rPr>
+          <w:t>2.3 단위</w:t>
+        </w:r>
+        <w:r>
+          <w:rPr>
+            <w:noProof/>
+            <w:webHidden/>
+          </w:rPr>
+          <w:tab/>
+        </w:r>
+        <w:r>
+          <w:rPr>
+            <w:noProof/>
+            <w:webHidden/>
+          </w:rPr>
+          <w:fldChar w:fldCharType="begin"/>
+        </w:r>
+        <w:r>
+          <w:rPr>
+            <w:noProof/>
+            <w:webHidden/>
+          </w:rPr>
+          <w:instrText xml:space="preserve"> PAGEREF _Toc240473373 \h </w:instrText>
+        </w:r>
+        <w:r>
+          <w:rPr>
+            <w:noProof/>
+            <w:webHidden/>
+          </w:rPr>
+        </w:r>
+        <w:r>
+          <w:rPr>
+            <w:noProof/>
+            <w:webHidden/>
+          </w:rPr>
+          <w:fldChar w:fldCharType="separate"/>
+        </w:r>
+        <w:r>
+          <w:rPr>
+            <w:noProof/>
+            <w:webHidden/>
+          </w:rPr>
+          <w:t>8</w:t>
+        </w:r>
+        <w:r>
+          <w:rPr>
+            <w:noProof/>
+            <w:webHidden/>
+          </w:rPr>
+          <w:fldChar w:fldCharType="end"/>
+        </w:r>
+      </w:hyperlink>
+    </w:p>
+    <w:p>
+      <w:pPr>
+        <w:pStyle w:val="28"/>
+        <w:tabs>
+          <w:tab w:val="right" w:leader="dot" w:pos="9730"/>
+        </w:tabs>
+        <w:ind w:left="400"/>
+        <w:rPr>
+          <w:noProof/>
+        </w:rPr>
+      </w:pPr>
+      <w:hyperlink w:anchor="_Toc240473374" w:history="1">
         <w:r>
           <w:rPr>
             <w:rStyle w:val="aff1"/>
@@ -1074,7 +1074,7 @@
             <w:noProof/>
             <w:webHidden/>
           </w:rPr>
-          <w:instrText xml:space="preserve"> PAGEREF _Toc240471962 \h </w:instrText>
+          <w:instrText xml:space="preserve"> PAGEREF _Toc240473374 \h </w:instrText>
         </w:r>
         <w:r>
           <w:rPr>
@@ -1115,7 +1115,7 @@
           <w:noProof/>
         </w:rPr>
       </w:pPr>
-      <w:hyperlink w:anchor="_Toc240471963" w:history="1">
+      <w:hyperlink w:anchor="_Toc240473375" w:history="1">
         <w:r>
           <w:rPr>
             <w:rStyle w:val="aff1"/>
@@ -1142,7 +1142,7 @@
             <w:noProof/>
             <w:webHidden/>
           </w:rPr>
-          <w:instrText xml:space="preserve"> PAGEREF _Toc240471963 \h </w:instrText>
+          <w:instrText xml:space="preserve"> PAGEREF _Toc240473375 \h </w:instrText>
         </w:r>
         <w:r>
           <w:rPr>
@@ -1184,7 +1184,7 @@
           <w:noProof/>
         </w:rPr>
       </w:pPr>
-      <w:hyperlink w:anchor="_Toc240471964" w:history="1">
+      <w:hyperlink w:anchor="_Toc240473376" w:history="1">
         <w:r>
           <w:rPr>
             <w:rStyle w:val="aff1"/>
@@ -1211,7 +1211,7 @@
             <w:noProof/>
             <w:webHidden/>
           </w:rPr>
-          <w:instrText xml:space="preserve"> PAGEREF _Toc240471964 \h </w:instrText>
+          <w:instrText xml:space="preserve"> PAGEREF _Toc240473376 \h </w:instrText>
         </w:r>
         <w:r>
           <w:rPr>
@@ -1253,7 +1253,7 @@
           <w:noProof/>
         </w:rPr>
       </w:pPr>
-      <w:hyperlink w:anchor="_Toc240471965" w:history="1">
+      <w:hyperlink w:anchor="_Toc240473377" w:history="1">
         <w:r>
           <w:rPr>
             <w:rStyle w:val="aff1"/>
@@ -1280,76 +1280,7 @@
             <w:noProof/>
             <w:webHidden/>
           </w:rPr>
-          <w:instrText xml:space="preserve"> PAGEREF _Toc240471965 \h </w:instrText>
-        </w:r>
-        <w:r>
-          <w:rPr>
-            <w:noProof/>
-            <w:webHidden/>
-          </w:rPr>
-        </w:r>
-        <w:r>
-          <w:rPr>
-            <w:noProof/>
-            <w:webHidden/>
-          </w:rPr>
-          <w:fldChar w:fldCharType="separate"/>
-        </w:r>
-        <w:r>
-          <w:rPr>
-            <w:noProof/>
-            <w:webHidden/>
-          </w:rPr>
-          <w:t>9</w:t>
-        </w:r>
-        <w:r>
-          <w:rPr>
-            <w:noProof/>
-            <w:webHidden/>
-          </w:rPr>
-          <w:fldChar w:fldCharType="end"/>
-        </w:r>
-      </w:hyperlink>
-    </w:p>
-    <w:p>
-      <w:pPr>
-        <w:pStyle w:val="28"/>
-        <w:tabs>
-          <w:tab w:val="right" w:leader="dot" w:pos="9730"/>
-        </w:tabs>
-        <w:ind w:left="400"/>
-        <w:rPr>
-          <w:noProof/>
-        </w:rPr>
-      </w:pPr>
-      <w:hyperlink w:anchor="_Toc240471966" w:history="1">
-        <w:r>
-          <w:rPr>
-            <w:rStyle w:val="aff1"/>
-            <w:noProof/>
-          </w:rPr>
-          <w:t>3.3 조인 카디널리티와 행 증식</w:t>
-        </w:r>
-        <w:r>
-          <w:rPr>
-            <w:noProof/>
-            <w:webHidden/>
-          </w:rPr>
-          <w:tab/>
-        </w:r>
-        <w:r>
-          <w:rPr>
-            <w:noProof/>
-            <w:webHidden/>
-          </w:rPr>
-          <w:fldChar w:fldCharType="begin"/>
-        </w:r>
-        <w:r>
-          <w:rPr>
-            <w:noProof/>
-            <w:webHidden/>
-          </w:rPr>
-          <w:instrText xml:space="preserve"> PAGEREF _Toc240471966 \h </w:instrText>
+          <w:instrText xml:space="preserve"> PAGEREF _Toc240473377 \h </w:instrText>
         </w:r>
         <w:r>
           <w:rPr>
@@ -1391,13 +1322,13 @@
           <w:noProof/>
         </w:rPr>
       </w:pPr>
-      <w:hyperlink w:anchor="_Toc240471967" w:history="1">
+      <w:hyperlink w:anchor="_Toc240473378" w:history="1">
         <w:r>
           <w:rPr>
             <w:rStyle w:val="aff1"/>
             <w:noProof/>
           </w:rPr>
-          <w:t>3.4 결측 vs 진짜 0</w:t>
+          <w:t>3.3 조인 카디널리티와 행 증식</w:t>
         </w:r>
         <w:r>
           <w:rPr>
@@ -1418,7 +1349,7 @@
             <w:noProof/>
             <w:webHidden/>
           </w:rPr>
-          <w:instrText xml:space="preserve"> PAGEREF _Toc240471967 \h </w:instrText>
+          <w:instrText xml:space="preserve"> PAGEREF _Toc240473378 \h </w:instrText>
         </w:r>
         <w:r>
           <w:rPr>
@@ -1460,7 +1391,76 @@
           <w:noProof/>
         </w:rPr>
       </w:pPr>
-      <w:hyperlink w:anchor="_Toc240471968" w:history="1">
+      <w:hyperlink w:anchor="_Toc240473379" w:history="1">
+        <w:r>
+          <w:rPr>
+            <w:rStyle w:val="aff1"/>
+            <w:noProof/>
+          </w:rPr>
+          <w:t>3.4 결측 vs 진짜 0</w:t>
+        </w:r>
+        <w:r>
+          <w:rPr>
+            <w:noProof/>
+            <w:webHidden/>
+          </w:rPr>
+          <w:tab/>
+        </w:r>
+        <w:r>
+          <w:rPr>
+            <w:noProof/>
+            <w:webHidden/>
+          </w:rPr>
+          <w:fldChar w:fldCharType="begin"/>
+        </w:r>
+        <w:r>
+          <w:rPr>
+            <w:noProof/>
+            <w:webHidden/>
+          </w:rPr>
+          <w:instrText xml:space="preserve"> PAGEREF _Toc240473379 \h </w:instrText>
+        </w:r>
+        <w:r>
+          <w:rPr>
+            <w:noProof/>
+            <w:webHidden/>
+          </w:rPr>
+        </w:r>
+        <w:r>
+          <w:rPr>
+            <w:noProof/>
+            <w:webHidden/>
+          </w:rPr>
+          <w:fldChar w:fldCharType="separate"/>
+        </w:r>
+        <w:r>
+          <w:rPr>
+            <w:noProof/>
+            <w:webHidden/>
+          </w:rPr>
+          <w:t>10</w:t>
+        </w:r>
+        <w:r>
+          <w:rPr>
+            <w:noProof/>
+            <w:webHidden/>
+          </w:rPr>
+          <w:fldChar w:fldCharType="end"/>
+        </w:r>
+      </w:hyperlink>
+    </w:p>
+    <w:p>
+      <w:pPr>
+        <w:pStyle w:val="28"/>
+        <w:tabs>
+          <w:tab w:val="right" w:leader="dot" w:pos="9730"/>
+        </w:tabs>
+        <w:ind w:left="400"/>
+        <w:rPr>
+          <w:noProof/>
+        </w:rPr>
+      </w:pPr>
+      <w:hyperlink w:anchor="_Toc240473380" w:history="1">
         <w:r>
           <w:rPr>
             <w:rStyle w:val="aff1"/>
@@ -1487,7 +1487,7 @@
             <w:noProof/>
             <w:webHidden/>
           </w:rPr>
-          <w:instrText xml:space="preserve"> PAGEREF _Toc240471968 \h </w:instrText>
+          <w:instrText xml:space="preserve"> PAGEREF _Toc240473380 \h </w:instrText>
         </w:r>
         <w:r>
           <w:rPr>
@@ -1529,7 +1529,7 @@
           <w:noProof/>
         </w:rPr>
       </w:pPr>
-      <w:hyperlink w:anchor="_Toc240471969" w:history="1">
+      <w:hyperlink w:anchor="_Toc240473381" w:history="1">
         <w:r>
           <w:rPr>
             <w:rStyle w:val="aff1"/>
@@ -1556,7 +1556,7 @@
             <w:noProof/>
             <w:webHidden/>
           </w:rPr>
-          <w:instrText xml:space="preserve"> PAGEREF _Toc240471969 \h </w:instrText>
+          <w:instrText xml:space="preserve"> PAGEREF _Toc240473381 \h </w:instrText>
         </w:r>
         <w:r>
           <w:rPr>
@@ -1598,7 +1598,7 @@
           <w:noProof/>
         </w:rPr>
       </w:pPr>
-      <w:hyperlink w:anchor="_Toc240471970" w:history="1">
+      <w:hyperlink w:anchor="_Toc240473382" w:history="1">
         <w:r>
           <w:rPr>
             <w:rStyle w:val="aff1"/>
@@ -1625,7 +1625,7 @@
             <w:noProof/>
             <w:webHidden/>
           </w:rPr>
-          <w:instrText xml:space="preserve"> PAGEREF _Toc240471970 \h </w:instrText>
+          <w:instrText xml:space="preserve"> PAGEREF _Toc240473382 \h </w:instrText>
         </w:r>
         <w:r>
           <w:rPr>
@@ -1666,7 +1666,7 @@
           <w:noProof/>
         </w:rPr>
       </w:pPr>
-      <w:hyperlink w:anchor="_Toc240471971" w:history="1">
+      <w:hyperlink w:anchor="_Toc240473383" w:history="1">
         <w:r>
           <w:rPr>
             <w:rStyle w:val="aff1"/>
@@ -1693,7 +1693,7 @@
             <w:noProof/>
             <w:webHidden/>
           </w:rPr>
-          <w:instrText xml:space="preserve"> PAGEREF _Toc240471971 \h </w:instrText>
+          <w:instrText xml:space="preserve"> PAGEREF _Toc240473383 \h </w:instrText>
         </w:r>
         <w:r>
           <w:rPr>
@@ -1735,7 +1735,7 @@
           <w:noProof/>
         </w:rPr>
       </w:pPr>
-      <w:hyperlink w:anchor="_Toc240471972" w:history="1">
+      <w:hyperlink w:anchor="_Toc240473384" w:history="1">
         <w:r>
           <w:rPr>
             <w:rStyle w:val="aff1"/>
@@ -1762,7 +1762,7 @@
             <w:noProof/>
             <w:webHidden/>
           </w:rPr>
-          <w:instrText xml:space="preserve"> PAGEREF _Toc240471972 \h </w:instrText>
+          <w:instrText xml:space="preserve"> PAGEREF _Toc240473384 \h </w:instrText>
         </w:r>
         <w:r>
           <w:rPr>
@@ -1804,7 +1804,7 @@
           <w:noProof/>
         </w:rPr>
       </w:pPr>
-      <w:hyperlink w:anchor="_Toc240471973" w:history="1">
+      <w:hyperlink w:anchor="_Toc240473385" w:history="1">
         <w:r>
           <w:rPr>
             <w:rStyle w:val="aff1"/>
@@ -1831,7 +1831,7 @@
             <w:noProof/>
             <w:webHidden/>
           </w:rPr>
-          <w:instrText xml:space="preserve"> PAGEREF _Toc240471973 \h </w:instrText>
+          <w:instrText xml:space="preserve"> PAGEREF _Toc240473385 \h </w:instrText>
         </w:r>
         <w:r>
           <w:rPr>
@@ -1873,7 +1873,7 @@
           <w:noProof/>
         </w:rPr>
       </w:pPr>
-      <w:hyperlink w:anchor="_Toc240471974" w:history="1">
+      <w:hyperlink w:anchor="_Toc240473386" w:history="1">
         <w:r>
           <w:rPr>
             <w:rStyle w:val="aff1"/>
@@ -1900,7 +1900,7 @@
             <w:noProof/>
             <w:webHidden/>
           </w:rPr>
-          <w:instrText xml:space="preserve"> PAGEREF _Toc240471974 \h </w:instrText>
+          <w:instrText xml:space="preserve"> PAGEREF _Toc240473386 \h </w:instrText>
         </w:r>
         <w:r>
           <w:rPr>
@@ -1942,7 +1942,7 @@
           <w:noProof/>
         </w:rPr>
       </w:pPr>
-      <w:hyperlink w:anchor="_Toc240471975" w:history="1">
+      <w:hyperlink w:anchor="_Toc240473387" w:history="1">
         <w:r>
           <w:rPr>
             <w:rStyle w:val="aff1"/>
@@ -1969,7 +1969,7 @@
             <w:noProof/>
             <w:webHidden/>
           </w:rPr>
-          <w:instrText xml:space="preserve"> PAGEREF _Toc240471975 \h </w:instrText>
+          <w:instrText xml:space="preserve"> PAGEREF _Toc240473387 \h </w:instrText>
         </w:r>
         <w:r>
           <w:rPr>
@@ -2010,7 +2010,7 @@
           <w:noProof/>
         </w:rPr>
       </w:pPr>
-      <w:hyperlink w:anchor="_Toc240471976" w:history="1">
+      <w:hyperlink w:anchor="_Toc240473388" w:history="1">
         <w:r>
           <w:rPr>
             <w:rStyle w:val="aff1"/>
@@ -2037,7 +2037,7 @@
             <w:noProof/>
             <w:webHidden/>
           </w:rPr>
-          <w:instrText xml:space="preserve"> PAGEREF _Toc240471976 \h </w:instrText>
+          <w:instrText xml:space="preserve"> PAGEREF _Toc240473388 \h </w:instrText>
         </w:r>
         <w:r>
           <w:rPr>
@@ -2079,7 +2079,7 @@
           <w:noProof/>
         </w:rPr>
       </w:pPr>
-      <w:hyperlink w:anchor="_Toc240471977" w:history="1">
+      <w:hyperlink w:anchor="_Toc240473389" w:history="1">
         <w:r>
           <w:rPr>
             <w:rStyle w:val="aff1"/>
@@ -2106,7 +2106,7 @@
             <w:noProof/>
             <w:webHidden/>
           </w:rPr>
-          <w:instrText xml:space="preserve"> PAGEREF _Toc240471977 \h </w:instrText>
+          <w:instrText xml:space="preserve"> PAGEREF _Toc240473389 \h </w:instrText>
         </w:r>
         <w:r>
           <w:rPr>
@@ -2148,7 +2148,7 @@
           <w:noProof/>
         </w:rPr>
       </w:pPr>
-      <w:hyperlink w:anchor="_Toc240471978" w:history="1">
+      <w:hyperlink w:anchor="_Toc240473390" w:history="1">
         <w:r>
           <w:rPr>
             <w:rStyle w:val="aff1"/>
@@ -2175,7 +2175,7 @@
             <w:noProof/>
             <w:webHidden/>
           </w:rPr>
-          <w:instrText xml:space="preserve"> PAGEREF _Toc240471978 \h </w:instrText>
+          <w:instrText xml:space="preserve"> PAGEREF _Toc240473390 \h </w:instrText>
         </w:r>
         <w:r>
           <w:rPr>
@@ -2217,7 +2217,7 @@
           <w:noProof/>
         </w:rPr>
       </w:pPr>
-      <w:hyperlink w:anchor="_Toc240471979" w:history="1">
+      <w:hyperlink w:anchor="_Toc240473391" w:history="1">
         <w:r>
           <w:rPr>
             <w:rStyle w:val="aff1"/>
@@ -2244,7 +2244,7 @@
             <w:noProof/>
             <w:webHidden/>
           </w:rPr>
-          <w:instrText xml:space="preserve"> PAGEREF _Toc240471979 \h </w:instrText>
+          <w:instrText xml:space="preserve"> PAGEREF _Toc240473391 \h </w:instrText>
         </w:r>
         <w:r>
           <w:rPr>
@@ -2286,7 +2286,7 @@
           <w:noProof/>
         </w:rPr>
       </w:pPr>
-      <w:hyperlink w:anchor="_Toc240471980" w:history="1">
+      <w:hyperlink w:anchor="_Toc240473392" w:history="1">
         <w:r>
           <w:rPr>
             <w:rStyle w:val="aff1"/>
@@ -2313,7 +2313,7 @@
             <w:noProof/>
             <w:webHidden/>
           </w:rPr>
-          <w:instrText xml:space="preserve"> PAGEREF _Toc240471980 \h </w:instrText>
+          <w:instrText xml:space="preserve"> PAGEREF _Toc240473392 \h </w:instrText>
         </w:r>
         <w:r>
           <w:rPr>
@@ -2354,7 +2354,7 @@
           <w:noProof/>
         </w:rPr>
       </w:pPr>
-      <w:hyperlink w:anchor="_Toc240471981" w:history="1">
+      <w:hyperlink w:anchor="_Toc240473393" w:history="1">
         <w:r>
           <w:rPr>
             <w:rStyle w:val="aff1"/>
@@ -2381,7 +2381,7 @@
             <w:noProof/>
             <w:webHidden/>
           </w:rPr>
-          <w:instrText xml:space="preserve"> PAGEREF _Toc240471981 \h </w:instrText>
+          <w:instrText xml:space="preserve"> PAGEREF _Toc240473393 \h </w:instrText>
         </w:r>
         <w:r>
           <w:rPr>
@@ -2423,7 +2423,7 @@
           <w:noProof/>
         </w:rPr>
       </w:pPr>
-      <w:hyperlink w:anchor="_Toc240471982" w:history="1">
+      <w:hyperlink w:anchor="_Toc240473394" w:history="1">
         <w:r>
           <w:rPr>
             <w:rStyle w:val="aff1"/>
@@ -2450,7 +2450,7 @@
             <w:noProof/>
             <w:webHidden/>
           </w:rPr>
-          <w:instrText xml:space="preserve"> PAGEREF _Toc240471982 \h </w:instrText>
+          <w:instrText xml:space="preserve"> PAGEREF _Toc240473394 \h </w:instrText>
         </w:r>
         <w:r>
           <w:rPr>
@@ -2492,7 +2492,7 @@
           <w:noProof/>
         </w:rPr>
       </w:pPr>
-      <w:hyperlink w:anchor="_Toc240471983" w:history="1">
+      <w:hyperlink w:anchor="_Toc240473395" w:history="1">
         <w:r>
           <w:rPr>
             <w:rStyle w:val="aff1"/>
@@ -2519,7 +2519,7 @@
             <w:noProof/>
             <w:webHidden/>
           </w:rPr>
-          <w:instrText xml:space="preserve"> PAGEREF _Toc240471983 \h </w:instrText>
+          <w:instrText xml:space="preserve"> PAGEREF _Toc240473395 \h </w:instrText>
         </w:r>
         <w:r>
           <w:rPr>
@@ -2561,7 +2561,7 @@
           <w:noProof/>
         </w:rPr>
       </w:pPr>
-      <w:hyperlink w:anchor="_Toc240471984" w:history="1">
+      <w:hyperlink w:anchor="_Toc240473396" w:history="1">
         <w:r>
           <w:rPr>
             <w:rStyle w:val="aff1"/>
@@ -2588,7 +2588,7 @@
             <w:noProof/>
             <w:webHidden/>
           </w:rPr>
-          <w:instrText xml:space="preserve"> PAGEREF _Toc240471984 \h </w:instrText>
+          <w:instrText xml:space="preserve"> PAGEREF _Toc240473396 \h </w:instrText>
         </w:r>
         <w:r>
           <w:rPr>
@@ -2629,7 +2629,7 @@
           <w:noProof/>
         </w:rPr>
       </w:pPr>
-      <w:hyperlink w:anchor="_Toc240471985" w:history="1">
+      <w:hyperlink w:anchor="_Toc240473397" w:history="1">
         <w:r>
           <w:rPr>
             <w:rStyle w:val="aff1"/>
@@ -2656,7 +2656,7 @@
             <w:noProof/>
             <w:webHidden/>
           </w:rPr>
-          <w:instrText xml:space="preserve"> PAGEREF _Toc240471985 \h </w:instrText>
+          <w:instrText xml:space="preserve"> PAGEREF _Toc240473397 \h </w:instrText>
         </w:r>
         <w:r>
           <w:rPr>
@@ -2698,7 +2698,7 @@
           <w:noProof/>
         </w:rPr>
       </w:pPr>
-      <w:hyperlink w:anchor="_Toc240471986" w:history="1">
+      <w:hyperlink w:anchor="_Toc240473398" w:history="1">
         <w:r>
           <w:rPr>
             <w:rStyle w:val="aff1"/>
@@ -2725,7 +2725,7 @@
             <w:noProof/>
             <w:webHidden/>
           </w:rPr>
-          <w:instrText xml:space="preserve"> PAGEREF _Toc240471986 \h </w:instrText>
+          <w:instrText xml:space="preserve"> PAGEREF _Toc240473398 \h </w:instrText>
         </w:r>
         <w:r>
           <w:rPr>
@@ -2767,7 +2767,7 @@
           <w:noProof/>
         </w:rPr>
       </w:pPr>
-      <w:hyperlink w:anchor="_Toc240471987" w:history="1">
+      <w:hyperlink w:anchor="_Toc240473399" w:history="1">
         <w:r>
           <w:rPr>
             <w:rStyle w:val="aff1"/>
@@ -2794,7 +2794,7 @@
             <w:noProof/>
             <w:webHidden/>
           </w:rPr>
-          <w:instrText xml:space="preserve"> PAGEREF _Toc240471987 \h </w:instrText>
+          <w:instrText xml:space="preserve"> PAGEREF _Toc240473399 \h </w:instrText>
         </w:r>
         <w:r>
           <w:rPr>
@@ -2836,7 +2836,7 @@
           <w:noProof/>
         </w:rPr>
       </w:pPr>
-      <w:hyperlink w:anchor="_Toc240471988" w:history="1">
+      <w:hyperlink w:anchor="_Toc240473400" w:history="1">
         <w:r>
           <w:rPr>
             <w:rStyle w:val="aff1"/>
@@ -2863,7 +2863,7 @@
             <w:noProof/>
             <w:webHidden/>
           </w:rPr>
-          <w:instrText xml:space="preserve"> PAGEREF _Toc240471988 \h </w:instrText>
+          <w:instrText xml:space="preserve"> PAGEREF _Toc240473400 \h </w:instrText>
         </w:r>
         <w:r>
           <w:rPr>
@@ -2904,7 +2904,7 @@
           <w:noProof/>
         </w:rPr>
       </w:pPr>
-      <w:hyperlink w:anchor="_Toc240471989" w:history="1">
+      <w:hyperlink w:anchor="_Toc240473401" w:history="1">
         <w:r>
           <w:rPr>
             <w:rStyle w:val="aff1"/>
@@ -2931,7 +2931,7 @@
             <w:noProof/>
             <w:webHidden/>
           </w:rPr>
-          <w:instrText xml:space="preserve"> PAGEREF _Toc240471989 \h </w:instrText>
+          <w:instrText xml:space="preserve"> PAGEREF _Toc240473401 \h </w:instrText>
         </w:r>
         <w:r>
           <w:rPr>
@@ -2973,7 +2973,7 @@
           <w:noProof/>
         </w:rPr>
       </w:pPr>
-      <w:hyperlink w:anchor="_Toc240471990" w:history="1">
+      <w:hyperlink w:anchor="_Toc240473402" w:history="1">
         <w:r>
           <w:rPr>
             <w:rStyle w:val="aff1"/>
@@ -3000,7 +3000,7 @@
             <w:noProof/>
             <w:webHidden/>
           </w:rPr>
-          <w:instrText xml:space="preserve"> PAGEREF _Toc240471990 \h </w:instrText>
+          <w:instrText xml:space="preserve"> PAGEREF _Toc240473402 \h </w:instrText>
         </w:r>
         <w:r>
           <w:rPr>
@@ -3042,7 +3042,7 @@
           <w:noProof/>
         </w:rPr>
       </w:pPr>
-      <w:hyperlink w:anchor="_Toc240471991" w:history="1">
+      <w:hyperlink w:anchor="_Toc240473403" w:history="1">
         <w:r>
           <w:rPr>
             <w:rStyle w:val="aff1"/>
@@ -3069,7 +3069,7 @@
             <w:noProof/>
             <w:webHidden/>
           </w:rPr>
-          <w:instrText xml:space="preserve"> PAGEREF _Toc240471991 \h </w:instrText>
+          <w:instrText xml:space="preserve"> PAGEREF _Toc240473403 \h </w:instrText>
         </w:r>
         <w:r>
           <w:rPr>
@@ -3111,7 +3111,7 @@
           <w:noProof/>
         </w:rPr>
       </w:pPr>
-      <w:hyperlink w:anchor="_Toc240471992" w:history="1">
+      <w:hyperlink w:anchor="_Toc240473404" w:history="1">
         <w:r>
           <w:rPr>
             <w:rStyle w:val="aff1"/>
@@ -3138,7 +3138,7 @@
             <w:noProof/>
             <w:webHidden/>
           </w:rPr>
-          <w:instrText xml:space="preserve"> PAGEREF _Toc240471992 \h </w:instrText>
+          <w:instrText xml:space="preserve"> PAGEREF _Toc240473404 \h </w:instrText>
         </w:r>
         <w:r>
           <w:rPr>
@@ -3180,7 +3180,7 @@
           <w:noProof/>
         </w:rPr>
       </w:pPr>
-      <w:hyperlink w:anchor="_Toc240471993" w:history="1">
+      <w:hyperlink w:anchor="_Toc240473405" w:history="1">
         <w:r>
           <w:rPr>
             <w:rStyle w:val="aff1"/>
@@ -3207,7 +3207,7 @@
             <w:noProof/>
             <w:webHidden/>
           </w:rPr>
-          <w:instrText xml:space="preserve"> PAGEREF _Toc240471993 \h </w:instrText>
+          <w:instrText xml:space="preserve"> PAGEREF _Toc240473405 \h </w:instrText>
         </w:r>
         <w:r>
           <w:rPr>
@@ -3247,7 +3247,7 @@
       <w:pPr>
         <w:pStyle w:val="1"/>
       </w:pPr>
-      <w:bookmarkStart w:id="1" w:name="_Toc240471955"/>
+      <w:bookmarkStart w:id="1" w:name="_Toc240473367"/>
       <w:r>
         <w:t xml:space="preserve">1. </w:t>
       </w:r>
@@ -3272,7 +3272,7 @@
       <w:pPr>
         <w:pStyle w:val="21"/>
       </w:pPr>
-      <w:bookmarkStart w:id="2" w:name="_Toc240471956"/>
+      <w:bookmarkStart w:id="2" w:name="_Toc240473368"/>
       <w:r>
         <w:t xml:space="preserve">1.1 </w:t>
       </w:r>
@@ -3393,8 +3393,11 @@
     </w:p>
     <w:p>
       <w:pPr>
-        <w:pStyle w:val="a"/>
+        <w:pStyle w:val="aa"/>
       </w:pPr>
+      <w:r>
+        <w:t xml:space="preserve">1. </w:t>
+      </w:r>
       <w:r>
         <w:rPr>
           <w:b/>
@@ -3641,8 +3644,11 @@
     </w:p>
     <w:p>
       <w:pPr>
-        <w:pStyle w:val="a"/>
+        <w:pStyle w:val="aa"/>
       </w:pPr>
+      <w:r>
+        <w:t xml:space="preserve">2. </w:t>
+      </w:r>
       <w:r>
         <w:rPr>
           <w:b/>
@@ -3862,8 +3868,11 @@
     </w:p>
     <w:p>
       <w:pPr>
-        <w:pStyle w:val="a"/>
+        <w:pStyle w:val="aa"/>
       </w:pPr>
+      <w:r>
+        <w:t xml:space="preserve">3. </w:t>
+      </w:r>
       <w:r>
         <w:rPr>
           <w:b/>
@@ -4110,8 +4119,11 @@
     </w:p>
     <w:p>
       <w:pPr>
-        <w:pStyle w:val="a"/>
+        <w:pStyle w:val="aa"/>
       </w:pPr>
+      <w:r>
+        <w:t xml:space="preserve">4. </w:t>
+      </w:r>
       <w:r>
         <w:rPr>
           <w:b/>
@@ -4237,7 +4249,7 @@
       <w:pPr>
         <w:pStyle w:val="21"/>
       </w:pPr>
-      <w:bookmarkStart w:id="3" w:name="_Toc240471957"/>
+      <w:bookmarkStart w:id="3" w:name="_Toc240473369"/>
       <w:r>
         <w:t xml:space="preserve">1.2 </w:t>
       </w:r>
@@ -4405,6 +4417,7 @@
                 <w:rFonts w:ascii="Consolas" w:hAnsi="Consolas"/>
                 <w:sz w:val="18"/>
               </w:rPr>
+              <w:lastRenderedPageBreak/>
               <w:t>./data</w:t>
             </w:r>
           </w:p>
@@ -4528,7 +4541,6 @@
                 <w:rFonts w:ascii="Consolas" w:hAnsi="Consolas"/>
                 <w:sz w:val="18"/>
               </w:rPr>
-              <w:lastRenderedPageBreak/>
               <w:t>./archive/data</w:t>
             </w:r>
           </w:p>
@@ -4678,13 +4690,7 @@
               <w:rPr>
                 <w:sz w:val="18"/>
               </w:rPr>
-              <w:t xml:space="preserve"> </w:t>
-            </w:r>
-            <w:r>
-              <w:rPr>
-                <w:sz w:val="18"/>
-              </w:rPr>
-              <w:t>PDF</w:t>
+              <w:t xml:space="preserve"> PDF</w:t>
             </w:r>
             <w:r>
               <w:rPr>
@@ -4915,7 +4921,7 @@
           <w:noProof/>
         </w:rPr>
         <w:drawing>
-          <wp:inline distT="0" distB="0" distL="0" distR="0" wp14:anchorId="75AEA321" wp14:editId="47B51A6E">
+          <wp:inline distT="0" distB="0" distL="0" distR="0" wp14:anchorId="1B6DE168" wp14:editId="616D0C40">
             <wp:extent cx="5760000" cy="3240000"/>
             <wp:effectExtent l="0" t="0" r="0" b="0"/>
             <wp:docPr id="2" name="Picture 2"/>
@@ -5000,8 +5006,9 @@
       <w:pPr>
         <w:pStyle w:val="1"/>
       </w:pPr>
-      <w:bookmarkStart w:id="4" w:name="_Toc240471958"/>
-      <w:r>
+      <w:bookmarkStart w:id="4" w:name="_Toc240473370"/>
+      <w:r>
+        <w:lastRenderedPageBreak/>
         <w:t xml:space="preserve">2. </w:t>
       </w:r>
       <w:r>
@@ -5031,7 +5038,7 @@
       <w:pPr>
         <w:pStyle w:val="21"/>
       </w:pPr>
-      <w:bookmarkStart w:id="5" w:name="_Toc240471959"/>
+      <w:bookmarkStart w:id="5" w:name="_Toc240473371"/>
       <w:r>
         <w:t xml:space="preserve">2.1 </w:t>
       </w:r>
@@ -5193,7 +5200,6 @@
                 <w:rFonts w:ascii="Consolas" w:hAnsi="Consolas"/>
                 <w:sz w:val="18"/>
               </w:rPr>
-              <w:lastRenderedPageBreak/>
               <w:t>namwon_kt_visitors</w:t>
             </w:r>
           </w:p>
@@ -5269,13 +5275,7 @@
               <w:rPr>
                 <w:sz w:val="18"/>
               </w:rPr>
-              <w:t xml:space="preserve">(base_ym, </w:t>
-            </w:r>
-            <w:r>
-              <w:rPr>
-                <w:sz w:val="18"/>
-              </w:rPr>
-              <w:t>dong_code)</w:t>
+              <w:t>(base_ym, dong_code)</w:t>
             </w:r>
           </w:p>
         </w:tc>
@@ -5907,8 +5907,9 @@
       <w:pPr>
         <w:pStyle w:val="21"/>
       </w:pPr>
-      <w:bookmarkStart w:id="6" w:name="_Toc240471960"/>
-      <w:r>
+      <w:bookmarkStart w:id="6" w:name="_Toc240473372"/>
+      <w:r>
+        <w:lastRenderedPageBreak/>
         <w:t xml:space="preserve">2.2 </w:t>
       </w:r>
       <w:r>
@@ -6180,7 +6181,6 @@
         <w:rPr>
           <w:b/>
         </w:rPr>
-        <w:lastRenderedPageBreak/>
         <w:t>파생</w:t>
       </w:r>
       <w:r>
@@ -6421,7 +6421,7 @@
       <w:pPr>
         <w:pStyle w:val="21"/>
       </w:pPr>
-      <w:bookmarkStart w:id="7" w:name="_Toc240471961"/>
+      <w:bookmarkStart w:id="7" w:name="_Toc240473373"/>
       <w:r>
         <w:t xml:space="preserve">2.3 </w:t>
       </w:r>
@@ -6640,7 +6640,7 @@
       <w:pPr>
         <w:pStyle w:val="21"/>
       </w:pPr>
-      <w:bookmarkStart w:id="8" w:name="_Toc240471962"/>
+      <w:bookmarkStart w:id="8" w:name="_Toc240473374"/>
       <w:r>
         <w:t xml:space="preserve">2.4 </w:t>
       </w:r>
@@ -7118,6 +7118,7 @@
     <w:p/>
     <w:p>
       <w:r>
+        <w:lastRenderedPageBreak/>
         <w:t>도달</w:t>
       </w:r>
       <w:r>
@@ -7204,9 +7205,8 @@
       <w:pPr>
         <w:pStyle w:val="1"/>
       </w:pPr>
-      <w:bookmarkStart w:id="9" w:name="_Toc240471963"/>
-      <w:r>
-        <w:lastRenderedPageBreak/>
+      <w:bookmarkStart w:id="9" w:name="_Toc240473375"/>
+      <w:r>
         <w:t xml:space="preserve">3. </w:t>
       </w:r>
       <w:r>
@@ -7224,7 +7224,7 @@
       <w:pPr>
         <w:pStyle w:val="21"/>
       </w:pPr>
-      <w:bookmarkStart w:id="10" w:name="_Toc240471964"/>
+      <w:bookmarkStart w:id="10" w:name="_Toc240473376"/>
       <w:r>
         <w:t xml:space="preserve">3.1 </w:t>
       </w:r>
@@ -7973,7 +7973,7 @@
           <w:noProof/>
         </w:rPr>
         <w:drawing>
-          <wp:inline distT="0" distB="0" distL="0" distR="0" wp14:anchorId="09C3C81A" wp14:editId="36E054A1">
+          <wp:inline distT="0" distB="0" distL="0" distR="0" wp14:anchorId="2F7BD94E" wp14:editId="3D4C47F3">
             <wp:extent cx="5760000" cy="2242106"/>
             <wp:effectExtent l="0" t="0" r="0" b="0"/>
             <wp:docPr id="3" name="Picture 3"/>
@@ -8073,8 +8073,9 @@
       <w:pPr>
         <w:pStyle w:val="21"/>
       </w:pPr>
-      <w:bookmarkStart w:id="11" w:name="_Toc240471965"/>
-      <w:r>
+      <w:bookmarkStart w:id="11" w:name="_Toc240473377"/>
+      <w:r>
+        <w:lastRenderedPageBreak/>
         <w:t xml:space="preserve">3.2 </w:t>
       </w:r>
       <w:r>
@@ -8126,7 +8127,6 @@
         <w:pStyle w:val="a0"/>
       </w:pPr>
       <w:r>
-        <w:lastRenderedPageBreak/>
         <w:t>남원</w:t>
       </w:r>
       <w:r>
@@ -8372,7 +8372,7 @@
       <w:pPr>
         <w:pStyle w:val="21"/>
       </w:pPr>
-      <w:bookmarkStart w:id="12" w:name="_Toc240471966"/>
+      <w:bookmarkStart w:id="12" w:name="_Toc240473378"/>
       <w:r>
         <w:t xml:space="preserve">3.3 </w:t>
       </w:r>
@@ -8818,7 +8818,7 @@
       <w:pPr>
         <w:pStyle w:val="21"/>
       </w:pPr>
-      <w:bookmarkStart w:id="13" w:name="_Toc240471967"/>
+      <w:bookmarkStart w:id="13" w:name="_Toc240473379"/>
       <w:r>
         <w:t xml:space="preserve">3.4 </w:t>
       </w:r>
@@ -9580,6 +9580,7 @@
               <w:rPr>
                 <w:sz w:val="18"/>
               </w:rPr>
+              <w:lastRenderedPageBreak/>
               <w:t>정체</w:t>
             </w:r>
           </w:p>
@@ -9892,7 +9893,6 @@
               <w:rPr>
                 <w:sz w:val="18"/>
               </w:rPr>
-              <w:lastRenderedPageBreak/>
               <w:t>처리</w:t>
             </w:r>
           </w:p>
@@ -10385,7 +10385,7 @@
       <w:pPr>
         <w:pStyle w:val="21"/>
       </w:pPr>
-      <w:bookmarkStart w:id="14" w:name="_Toc240471968"/>
+      <w:bookmarkStart w:id="14" w:name="_Toc240473380"/>
       <w:r>
         <w:t xml:space="preserve">3.5 </w:t>
       </w:r>
@@ -10791,7 +10791,7 @@
       <w:pPr>
         <w:pStyle w:val="21"/>
       </w:pPr>
-      <w:bookmarkStart w:id="15" w:name="_Toc240471969"/>
+      <w:bookmarkStart w:id="15" w:name="_Toc240473381"/>
       <w:r>
         <w:t xml:space="preserve">3.6 </w:t>
       </w:r>
@@ -10906,6 +10906,7 @@
     </w:p>
     <w:p>
       <w:r>
+        <w:lastRenderedPageBreak/>
         <w:t>즉</w:t>
       </w:r>
       <w:r>
@@ -11096,9 +11097,8 @@
         <w:rPr>
           <w:noProof/>
         </w:rPr>
-        <w:lastRenderedPageBreak/>
         <w:drawing>
-          <wp:inline distT="0" distB="0" distL="0" distR="0" wp14:anchorId="571B6D64" wp14:editId="52408B6A">
+          <wp:inline distT="0" distB="0" distL="0" distR="0" wp14:anchorId="3270FB1D" wp14:editId="335E461A">
             <wp:extent cx="5760000" cy="2817225"/>
             <wp:effectExtent l="0" t="0" r="0" b="0"/>
             <wp:docPr id="4" name="Picture 4"/>
@@ -11201,7 +11201,7 @@
       <w:pPr>
         <w:pStyle w:val="21"/>
       </w:pPr>
-      <w:bookmarkStart w:id="16" w:name="_Toc240471970"/>
+      <w:bookmarkStart w:id="16" w:name="_Toc240473382"/>
       <w:r>
         <w:t xml:space="preserve">3.7 </w:t>
       </w:r>
@@ -11414,7 +11414,7 @@
           <w:noProof/>
         </w:rPr>
         <w:drawing>
-          <wp:inline distT="0" distB="0" distL="0" distR="0" wp14:anchorId="1131458A" wp14:editId="2A45856B">
+          <wp:inline distT="0" distB="0" distL="0" distR="0" wp14:anchorId="42B4209F" wp14:editId="1354510D">
             <wp:extent cx="5760000" cy="2518515"/>
             <wp:effectExtent l="0" t="0" r="0" b="0"/>
             <wp:docPr id="5" name="Picture 5"/>
@@ -11456,6 +11456,7 @@
         <w:jc w:val="center"/>
       </w:pPr>
       <w:r>
+        <w:lastRenderedPageBreak/>
         <w:t>그림</w:t>
       </w:r>
       <w:r>
@@ -11606,9 +11607,8 @@
       <w:pPr>
         <w:pStyle w:val="1"/>
       </w:pPr>
-      <w:bookmarkStart w:id="17" w:name="_Toc240471971"/>
-      <w:r>
-        <w:lastRenderedPageBreak/>
+      <w:bookmarkStart w:id="17" w:name="_Toc240473383"/>
+      <w:r>
         <w:t xml:space="preserve">4. </w:t>
       </w:r>
       <w:r>
@@ -11799,7 +11799,7 @@
       <w:pPr>
         <w:pStyle w:val="21"/>
       </w:pPr>
-      <w:bookmarkStart w:id="18" w:name="_Toc240471972"/>
+      <w:bookmarkStart w:id="18" w:name="_Toc240473384"/>
       <w:r>
         <w:t xml:space="preserve">4.1 </w:t>
       </w:r>
@@ -11975,7 +11975,7 @@
           <w:noProof/>
         </w:rPr>
         <w:drawing>
-          <wp:inline distT="0" distB="0" distL="0" distR="0" wp14:anchorId="481C1BE2" wp14:editId="796687E9">
+          <wp:inline distT="0" distB="0" distL="0" distR="0" wp14:anchorId="24B618AC" wp14:editId="78DD33C1">
             <wp:extent cx="5760000" cy="2367357"/>
             <wp:effectExtent l="0" t="0" r="0" b="0"/>
             <wp:docPr id="6" name="Picture 6"/>
@@ -12137,7 +12137,7 @@
       <w:pPr>
         <w:pStyle w:val="21"/>
       </w:pPr>
-      <w:bookmarkStart w:id="19" w:name="_Toc240471973"/>
+      <w:bookmarkStart w:id="19" w:name="_Toc240473385"/>
       <w:r>
         <w:t xml:space="preserve">4.2 </w:t>
       </w:r>
@@ -12389,7 +12389,7 @@
         </w:rPr>
         <w:lastRenderedPageBreak/>
         <w:drawing>
-          <wp:inline distT="0" distB="0" distL="0" distR="0" wp14:anchorId="6D78FB8A" wp14:editId="5556CDC0">
+          <wp:inline distT="0" distB="0" distL="0" distR="0" wp14:anchorId="591778EF" wp14:editId="7487528C">
             <wp:extent cx="5760000" cy="2365957"/>
             <wp:effectExtent l="0" t="0" r="0" b="0"/>
             <wp:docPr id="7" name="Picture 7"/>
@@ -12489,7 +12489,7 @@
       <w:pPr>
         <w:pStyle w:val="21"/>
       </w:pPr>
-      <w:bookmarkStart w:id="20" w:name="_Toc240471974"/>
+      <w:bookmarkStart w:id="20" w:name="_Toc240473386"/>
       <w:r>
         <w:t xml:space="preserve">4.3 </w:t>
       </w:r>
@@ -12756,7 +12756,7 @@
       <w:pPr>
         <w:pStyle w:val="21"/>
       </w:pPr>
-      <w:bookmarkStart w:id="21" w:name="_Toc240471975"/>
+      <w:bookmarkStart w:id="21" w:name="_Toc240473387"/>
       <w:r>
         <w:t xml:space="preserve">4.4 </w:t>
       </w:r>
@@ -12911,7 +12911,7 @@
           <w:noProof/>
         </w:rPr>
         <w:drawing>
-          <wp:inline distT="0" distB="0" distL="0" distR="0" wp14:anchorId="7E2018E3" wp14:editId="3067AA03">
+          <wp:inline distT="0" distB="0" distL="0" distR="0" wp14:anchorId="0676AA04" wp14:editId="11651753">
             <wp:extent cx="5760000" cy="2306008"/>
             <wp:effectExtent l="0" t="0" r="0" b="0"/>
             <wp:docPr id="8" name="Picture 8"/>
@@ -13139,7 +13139,7 @@
       <w:pPr>
         <w:pStyle w:val="1"/>
       </w:pPr>
-      <w:bookmarkStart w:id="22" w:name="_Toc240471976"/>
+      <w:bookmarkStart w:id="22" w:name="_Toc240473388"/>
       <w:r>
         <w:lastRenderedPageBreak/>
         <w:t xml:space="preserve">5. </w:t>
@@ -13177,7 +13177,7 @@
       <w:pPr>
         <w:pStyle w:val="21"/>
       </w:pPr>
-      <w:bookmarkStart w:id="23" w:name="_Toc240471977"/>
+      <w:bookmarkStart w:id="23" w:name="_Toc240473389"/>
       <w:r>
         <w:t xml:space="preserve">5.1 </w:t>
       </w:r>
@@ -13569,13 +13569,7 @@
               <w:rPr>
                 <w:sz w:val="18"/>
               </w:rPr>
-              <w:t xml:space="preserve">621 / </w:t>
-            </w:r>
-            <w:r>
-              <w:rPr>
-                <w:sz w:val="18"/>
-              </w:rPr>
-              <w:t>69</w:t>
+              <w:t>621 / 69</w:t>
             </w:r>
           </w:p>
         </w:tc>
@@ -13836,7 +13830,7 @@
       <w:pPr>
         <w:pStyle w:val="21"/>
       </w:pPr>
-      <w:bookmarkStart w:id="24" w:name="_Toc240471978"/>
+      <w:bookmarkStart w:id="24" w:name="_Toc240473390"/>
       <w:r>
         <w:t xml:space="preserve">5.2 </w:t>
       </w:r>
@@ -13953,7 +13947,7 @@
       <w:pPr>
         <w:pStyle w:val="21"/>
       </w:pPr>
-      <w:bookmarkStart w:id="25" w:name="_Toc240471979"/>
+      <w:bookmarkStart w:id="25" w:name="_Toc240473391"/>
       <w:r>
         <w:t xml:space="preserve">5.3 </w:t>
       </w:r>
@@ -14572,7 +14566,7 @@
       <w:pPr>
         <w:pStyle w:val="21"/>
       </w:pPr>
-      <w:bookmarkStart w:id="26" w:name="_Toc240471980"/>
+      <w:bookmarkStart w:id="26" w:name="_Toc240473392"/>
       <w:r>
         <w:t xml:space="preserve">5.4 </w:t>
       </w:r>
@@ -15174,7 +15168,7 @@
       <w:pPr>
         <w:pStyle w:val="1"/>
       </w:pPr>
-      <w:bookmarkStart w:id="27" w:name="_Toc240471981"/>
+      <w:bookmarkStart w:id="27" w:name="_Toc240473393"/>
       <w:r>
         <w:t xml:space="preserve">6. </w:t>
       </w:r>
@@ -15444,7 +15438,7 @@
       <w:pPr>
         <w:pStyle w:val="21"/>
       </w:pPr>
-      <w:bookmarkStart w:id="28" w:name="_Toc240471982"/>
+      <w:bookmarkStart w:id="28" w:name="_Toc240473394"/>
       <w:r>
         <w:t xml:space="preserve">6.1 </w:t>
       </w:r>
@@ -15858,7 +15852,7 @@
           <w:noProof/>
         </w:rPr>
         <w:drawing>
-          <wp:inline distT="0" distB="0" distL="0" distR="0" wp14:anchorId="13F1FE26" wp14:editId="45AFAF1A">
+          <wp:inline distT="0" distB="0" distL="0" distR="0" wp14:anchorId="6E3C83A5" wp14:editId="22934F7F">
             <wp:extent cx="5760000" cy="2216099"/>
             <wp:effectExtent l="0" t="0" r="0" b="0"/>
             <wp:docPr id="9" name="Picture 9"/>
@@ -15958,7 +15952,7 @@
       <w:pPr>
         <w:pStyle w:val="21"/>
       </w:pPr>
-      <w:bookmarkStart w:id="29" w:name="_Toc240471983"/>
+      <w:bookmarkStart w:id="29" w:name="_Toc240473395"/>
       <w:r>
         <w:t xml:space="preserve">6.2 </w:t>
       </w:r>
@@ -17026,7 +17020,7 @@
       <w:pPr>
         <w:pStyle w:val="21"/>
       </w:pPr>
-      <w:bookmarkStart w:id="30" w:name="_Toc240471984"/>
+      <w:bookmarkStart w:id="30" w:name="_Toc240473396"/>
       <w:r>
         <w:t xml:space="preserve">6.3 </w:t>
       </w:r>
@@ -17043,8 +17037,11 @@
     </w:p>
     <w:p>
       <w:pPr>
-        <w:pStyle w:val="a"/>
+        <w:pStyle w:val="aa"/>
       </w:pPr>
+      <w:r>
+        <w:t xml:space="preserve">1. </w:t>
+      </w:r>
       <w:r>
         <w:t>변이</w:t>
       </w:r>
@@ -17132,8 +17129,11 @@
     </w:p>
     <w:p>
       <w:pPr>
-        <w:pStyle w:val="a"/>
+        <w:pStyle w:val="aa"/>
       </w:pPr>
+      <w:r>
+        <w:t xml:space="preserve">2. </w:t>
+      </w:r>
       <w:r>
         <w:t>방문객</w:t>
       </w:r>
@@ -17266,8 +17266,11 @@
     </w:p>
     <w:p>
       <w:pPr>
-        <w:pStyle w:val="a"/>
+        <w:pStyle w:val="aa"/>
       </w:pPr>
+      <w:r>
+        <w:t xml:space="preserve">3. </w:t>
+      </w:r>
       <w:r>
         <w:t>강원</w:t>
       </w:r>
@@ -17375,7 +17378,7 @@
       <w:pPr>
         <w:pStyle w:val="1"/>
       </w:pPr>
-      <w:bookmarkStart w:id="31" w:name="_Toc240471985"/>
+      <w:bookmarkStart w:id="31" w:name="_Toc240473397"/>
       <w:r>
         <w:t xml:space="preserve">7. </w:t>
       </w:r>
@@ -17406,7 +17409,7 @@
       <w:pPr>
         <w:pStyle w:val="21"/>
       </w:pPr>
-      <w:bookmarkStart w:id="32" w:name="_Toc240471986"/>
+      <w:bookmarkStart w:id="32" w:name="_Toc240473398"/>
       <w:r>
         <w:t xml:space="preserve">7.1 </w:t>
       </w:r>
@@ -18414,7 +18417,7 @@
       <w:pPr>
         <w:pStyle w:val="21"/>
       </w:pPr>
-      <w:bookmarkStart w:id="33" w:name="_Toc240471987"/>
+      <w:bookmarkStart w:id="33" w:name="_Toc240473399"/>
       <w:r>
         <w:t xml:space="preserve">7.2 </w:t>
       </w:r>
@@ -19254,7 +19257,7 @@
       <w:pPr>
         <w:pStyle w:val="21"/>
       </w:pPr>
-      <w:bookmarkStart w:id="34" w:name="_Toc240471988"/>
+      <w:bookmarkStart w:id="34" w:name="_Toc240473400"/>
       <w:r>
         <w:t xml:space="preserve">7.3 </w:t>
       </w:r>
@@ -19265,8 +19268,11 @@
     </w:p>
     <w:p>
       <w:pPr>
-        <w:pStyle w:val="a"/>
+        <w:pStyle w:val="aa"/>
       </w:pPr>
+      <w:r>
+        <w:t xml:space="preserve">1. </w:t>
+      </w:r>
       <w:r>
         <w:rPr>
           <w:b/>
@@ -19457,8 +19463,11 @@
     </w:p>
     <w:p>
       <w:pPr>
-        <w:pStyle w:val="a"/>
+        <w:pStyle w:val="aa"/>
       </w:pPr>
+      <w:r>
+        <w:t xml:space="preserve">2. </w:t>
+      </w:r>
       <w:r>
         <w:rPr>
           <w:b/>
@@ -19609,8 +19618,11 @@
     </w:p>
     <w:p>
       <w:pPr>
-        <w:pStyle w:val="a"/>
+        <w:pStyle w:val="aa"/>
       </w:pPr>
+      <w:r>
+        <w:t xml:space="preserve">3. </w:t>
+      </w:r>
       <w:r>
         <w:rPr>
           <w:b/>
@@ -19761,13 +19773,16 @@
     </w:p>
     <w:p>
       <w:pPr>
-        <w:pStyle w:val="a"/>
+        <w:pStyle w:val="aa"/>
       </w:pPr>
       <w:r>
-        <w:rPr>
-          <w:b/>
-        </w:rPr>
         <w:lastRenderedPageBreak/>
+        <w:t xml:space="preserve">4. </w:t>
+      </w:r>
+      <w:r>
+        <w:rPr>
+          <w:b/>
+        </w:rPr>
         <w:t xml:space="preserve">GWTO </w:t>
       </w:r>
       <w:r>
@@ -19898,7 +19913,7 @@
       <w:pPr>
         <w:pStyle w:val="1"/>
       </w:pPr>
-      <w:bookmarkStart w:id="35" w:name="_Toc240471989"/>
+      <w:bookmarkStart w:id="35" w:name="_Toc240473401"/>
       <w:r>
         <w:t xml:space="preserve">8. </w:t>
       </w:r>
@@ -19923,7 +19938,7 @@
       <w:pPr>
         <w:pStyle w:val="21"/>
       </w:pPr>
-      <w:bookmarkStart w:id="36" w:name="_Toc240471990"/>
+      <w:bookmarkStart w:id="36" w:name="_Toc240473402"/>
       <w:r>
         <w:t xml:space="preserve">8.1 </w:t>
       </w:r>
@@ -19951,7 +19966,10 @@
         <w:pStyle w:val="SourceCode"/>
       </w:pPr>
       <w:r>
-        <w:t>$A = "docs/reports/2026-09-16-</w:t>
+        <w:t xml:space="preserve">$A = </w:t>
+      </w:r>
+      <w:r>
+        <w:t>"docs/reports/2026-09-16-</w:t>
       </w:r>
       <w:r>
         <w:t>인구감소</w:t>
@@ -20202,7 +20220,7 @@
       <w:pPr>
         <w:pStyle w:val="21"/>
       </w:pPr>
-      <w:bookmarkStart w:id="37" w:name="_Toc240471991"/>
+      <w:bookmarkStart w:id="37" w:name="_Toc240473403"/>
       <w:r>
         <w:t xml:space="preserve">8.2 </w:t>
       </w:r>
@@ -20489,7 +20507,7 @@
       <w:pPr>
         <w:pStyle w:val="21"/>
       </w:pPr>
-      <w:bookmarkStart w:id="38" w:name="_Toc240471992"/>
+      <w:bookmarkStart w:id="38" w:name="_Toc240473404"/>
       <w:r>
         <w:lastRenderedPageBreak/>
         <w:t xml:space="preserve">8.3 </w:t>
@@ -20682,7 +20700,7 @@
       <w:pPr>
         <w:pStyle w:val="21"/>
       </w:pPr>
-      <w:bookmarkStart w:id="39" w:name="_Toc240471993"/>
+      <w:bookmarkStart w:id="39" w:name="_Toc240473405"/>
       <w:r>
         <w:t xml:space="preserve">8.4 </w:t>
       </w:r>
@@ -20991,10 +21009,10 @@
               <w:noProof/>
             </w:rPr>
             <w:drawing>
-              <wp:inline distT="0" distB="0" distL="0" distR="0" wp14:anchorId="3679AD00" wp14:editId="74EEBB4E">
+              <wp:inline distT="0" distB="0" distL="0" distR="0" wp14:anchorId="099663DF" wp14:editId="69821D6D">
                 <wp:extent cx="494400" cy="172800"/>
                 <wp:effectExtent l="0" t="0" r="0" b="0"/>
-                <wp:docPr id="128806359" name="Picture 1"/>
+                <wp:docPr id="276631606" name="Picture 1"/>
                 <wp:cNvGraphicFramePr>
                   <a:graphicFrameLocks xmlns:a="http://schemas.openxmlformats.org/drawingml/2006/main" noChangeAspect="1"/>
                 </wp:cNvGraphicFramePr>
@@ -21088,10 +21106,10 @@
               <w:noProof/>
             </w:rPr>
             <w:drawing>
-              <wp:inline distT="0" distB="0" distL="0" distR="0" wp14:anchorId="0A75F896" wp14:editId="6ACE4BCF">
+              <wp:inline distT="0" distB="0" distL="0" distR="0" wp14:anchorId="76218488" wp14:editId="7EE651DC">
                 <wp:extent cx="494400" cy="172800"/>
                 <wp:effectExtent l="0" t="0" r="0" b="0"/>
-                <wp:docPr id="484152773" name="Picture 1"/>
+                <wp:docPr id="275052422" name="Picture 1"/>
                 <wp:cNvGraphicFramePr>
                   <a:graphicFrameLocks xmlns:a="http://schemas.openxmlformats.org/drawingml/2006/main" noChangeAspect="1"/>
                 </wp:cNvGraphicFramePr>
@@ -21187,10 +21205,10 @@
               <w:noProof/>
             </w:rPr>
             <w:drawing>
-              <wp:inline distT="0" distB="0" distL="0" distR="0" wp14:anchorId="6FF7D5F7" wp14:editId="11D86A7B">
+              <wp:inline distT="0" distB="0" distL="0" distR="0" wp14:anchorId="4E1BFF99" wp14:editId="23297C68">
                 <wp:extent cx="515000" cy="180000"/>
                 <wp:effectExtent l="0" t="0" r="0" b="0"/>
-                <wp:docPr id="832185501" name="Picture 1"/>
+                <wp:docPr id="1994338272" name="Picture 1"/>
                 <wp:cNvGraphicFramePr>
                   <a:graphicFrameLocks xmlns:a="http://schemas.openxmlformats.org/drawingml/2006/main" noChangeAspect="1"/>
                 </wp:cNvGraphicFramePr>
@@ -21307,10 +21325,10 @@
               <w:noProof/>
             </w:rPr>
             <w:drawing>
-              <wp:inline distT="0" distB="0" distL="0" distR="0" wp14:anchorId="0594852B" wp14:editId="2DC57067">
+              <wp:inline distT="0" distB="0" distL="0" distR="0" wp14:anchorId="3FAFE060" wp14:editId="593F8D6D">
                 <wp:extent cx="515000" cy="180000"/>
                 <wp:effectExtent l="0" t="0" r="0" b="0"/>
-                <wp:docPr id="788582442" name="Picture 1"/>
+                <wp:docPr id="1984830880" name="Picture 1"/>
                 <wp:cNvGraphicFramePr>
                   <a:graphicFrameLocks xmlns:a="http://schemas.openxmlformats.org/drawingml/2006/main" noChangeAspect="1"/>
                 </wp:cNvGraphicFramePr>
@@ -21568,31 +21586,31 @@
       </w:rPr>
     </w:lvl>
   </w:abstractNum>
-  <w:num w:numId="1" w16cid:durableId="1694377345">
+  <w:num w:numId="1" w16cid:durableId="547037033">
     <w:abstractNumId w:val="8"/>
   </w:num>
-  <w:num w:numId="2" w16cid:durableId="1198393889">
+  <w:num w:numId="2" w16cid:durableId="8989507">
     <w:abstractNumId w:val="6"/>
   </w:num>
-  <w:num w:numId="3" w16cid:durableId="1645426351">
+  <w:num w:numId="3" w16cid:durableId="1402370507">
     <w:abstractNumId w:val="5"/>
   </w:num>
-  <w:num w:numId="4" w16cid:durableId="1591549847">
+  <w:num w:numId="4" w16cid:durableId="870337854">
     <w:abstractNumId w:val="4"/>
   </w:num>
-  <w:num w:numId="5" w16cid:durableId="84543822">
+  <w:num w:numId="5" w16cid:durableId="521014202">
     <w:abstractNumId w:val="7"/>
   </w:num>
-  <w:num w:numId="6" w16cid:durableId="32078228">
+  <w:num w:numId="6" w16cid:durableId="2063677615">
     <w:abstractNumId w:val="3"/>
   </w:num>
-  <w:num w:numId="7" w16cid:durableId="731343071">
+  <w:num w:numId="7" w16cid:durableId="269899473">
     <w:abstractNumId w:val="2"/>
   </w:num>
-  <w:num w:numId="8" w16cid:durableId="1049377043">
+  <w:num w:numId="8" w16cid:durableId="1136869383">
     <w:abstractNumId w:val="1"/>
   </w:num>
-  <w:num w:numId="9" w16cid:durableId="1097749093">
+  <w:num w:numId="9" w16cid:durableId="731120933">
     <w:abstractNumId w:val="0"/>
   </w:num>
 </w:numbering>
@@ -33058,7 +33076,7 @@
     <w:autoRedefine/>
     <w:uiPriority w:val="39"/>
     <w:unhideWhenUsed/>
-    <w:rsid w:val="00AD1F7A"/>
+    <w:rsid w:val="00CD1AD2"/>
   </w:style>
   <w:style w:type="paragraph" w:styleId="28">
     <w:name w:val="toc 2"/>
@@ -33067,7 +33085,7 @@
     <w:autoRedefine/>
     <w:uiPriority w:val="39"/>
     <w:unhideWhenUsed/>
-    <w:rsid w:val="00AD1F7A"/>
+    <w:rsid w:val="00CD1AD2"/>
     <w:pPr>
       <w:ind w:leftChars="200" w:left="425"/>
     </w:pPr>
@@ -33077,7 +33095,7 @@
     <w:basedOn w:val="a2"/>
     <w:uiPriority w:val="99"/>
     <w:unhideWhenUsed/>
-    <w:rsid w:val="00AD1F7A"/>
+    <w:rsid w:val="00CD1AD2"/>
     <w:rPr>
       <w:color w:val="0000FF" w:themeColor="hyperlink"/>
       <w:u w:val="single"/>
